--- a/PHIẾU HỌC TẬP CÁ NHÂN.docx
+++ b/PHIẾU HỌC TẬP CÁ NHÂN.docx
@@ -63,6 +63,8 @@
       </w:pPr>
       <w:r>
         <w:rPr>
+          <w:b/>
+          <w:bCs/>
           <w:lang w:val="vi-VN"/>
         </w:rPr>
         <w:t>Tên lớp:</w:t>
@@ -81,15 +83,20 @@
       </w:r>
       <w:r>
         <w:rPr>
-          <w:lang w:val="vi-VN"/>
-        </w:rPr>
-        <w:t xml:space="preserve">Khóa: </w:t>
-      </w:r>
-      <w:r>
-        <w:rPr>
-          <w:lang w:val="vi-VN"/>
-        </w:rPr>
-        <w:t>Công nghệ thông tin</w:t>
+          <w:b/>
+          <w:bCs/>
+          <w:lang w:val="vi-VN"/>
+        </w:rPr>
+        <w:t>Khóa:</w:t>
+      </w:r>
+      <w:r>
+        <w:rPr>
+          <w:lang w:val="vi-VN"/>
+        </w:rPr>
+        <w:t xml:space="preserve"> </w:t>
+      </w:r>
+      <w:r>
+        <w:t>18</w:t>
       </w:r>
     </w:p>
     <w:p>
@@ -105,17 +112,23 @@
         <w:ind w:left="0" w:firstLine="567"/>
         <w:jc w:val="both"/>
         <w:rPr>
-          <w:lang w:val="vi-VN"/>
-        </w:rPr>
-      </w:pPr>
-      <w:r>
-        <w:rPr>
+          <w:b/>
+          <w:bCs/>
+          <w:lang w:val="vi-VN"/>
+        </w:rPr>
+      </w:pPr>
+      <w:r>
+        <w:rPr>
+          <w:b/>
+          <w:bCs/>
           <w:lang w:val="vi-VN"/>
         </w:rPr>
         <w:t xml:space="preserve">Họ và tên </w:t>
       </w:r>
       <w:r>
         <w:rPr>
+          <w:b/>
+          <w:bCs/>
           <w:lang w:val="vi-VN"/>
         </w:rPr>
         <w:t>thành viên nhóm:</w:t>
@@ -126,38 +139,23 @@
         <w:pStyle w:val="ListParagraph"/>
         <w:numPr>
           <w:ilvl w:val="1"/>
-          <w:numId w:val="8"/>
+          <w:numId w:val="17"/>
         </w:numPr>
-        <w:tabs>
-          <w:tab w:val="left" w:pos="1276"/>
-        </w:tabs>
-        <w:spacing w:after="0" w:line="240" w:lineRule="auto"/>
-        <w:ind w:left="1134" w:hanging="284"/>
-        <w:jc w:val="both"/>
-        <w:rPr>
-          <w:rFonts w:eastAsia="Times New Roman" w:cs="Times New Roman"/>
-          <w:sz w:val="24"/>
-          <w:szCs w:val="24"/>
-          <w:lang w:val="vi-VN" w:eastAsia="vi-VN"/>
-        </w:rPr>
-      </w:pPr>
-      <w:r>
-        <w:rPr>
-          <w:rFonts w:eastAsia="Times New Roman" w:cs="Times New Roman"/>
-          <w:sz w:val="24"/>
-          <w:szCs w:val="24"/>
-          <w:lang w:val="vi-VN" w:eastAsia="vi-VN"/>
-        </w:rPr>
-        <w:t xml:space="preserve">Giàng Seo Chính </w:t>
-      </w:r>
-      <w:r>
-        <w:rPr>
-          <w:rFonts w:eastAsia="Times New Roman" w:cs="Times New Roman"/>
-          <w:sz w:val="24"/>
-          <w:szCs w:val="24"/>
-          <w:lang w:val="vi-VN" w:eastAsia="vi-VN"/>
-        </w:rPr>
-        <w:t>- 2023602847</w:t>
+        <w:spacing w:after="0" w:line="26" w:lineRule="atLeast"/>
+        <w:ind w:left="851" w:hanging="284"/>
+        <w:rPr>
+          <w:rFonts w:asciiTheme="majorHAnsi" w:eastAsia="Times New Roman" w:hAnsiTheme="majorHAnsi" w:cstheme="majorHAnsi"/>
+          <w:szCs w:val="26"/>
+          <w:lang w:eastAsia="vi-VN"/>
+        </w:rPr>
+      </w:pPr>
+      <w:r>
+        <w:rPr>
+          <w:rFonts w:asciiTheme="majorHAnsi" w:eastAsia="Times New Roman" w:hAnsiTheme="majorHAnsi" w:cstheme="majorHAnsi"/>
+          <w:szCs w:val="26"/>
+          <w:lang w:eastAsia="vi-VN"/>
+        </w:rPr>
+        <w:t>Giàng Seo Chính - 2023602847</w:t>
       </w:r>
     </w:p>
     <w:p>
@@ -165,38 +163,23 @@
         <w:pStyle w:val="ListParagraph"/>
         <w:numPr>
           <w:ilvl w:val="1"/>
-          <w:numId w:val="8"/>
+          <w:numId w:val="17"/>
         </w:numPr>
-        <w:tabs>
-          <w:tab w:val="left" w:pos="1276"/>
-        </w:tabs>
-        <w:spacing w:after="0" w:line="240" w:lineRule="auto"/>
-        <w:ind w:left="1134" w:hanging="284"/>
-        <w:jc w:val="both"/>
-        <w:rPr>
-          <w:rFonts w:eastAsia="Times New Roman" w:cs="Times New Roman"/>
-          <w:sz w:val="24"/>
-          <w:szCs w:val="24"/>
-          <w:lang w:val="vi-VN" w:eastAsia="vi-VN"/>
-        </w:rPr>
-      </w:pPr>
-      <w:r>
-        <w:rPr>
-          <w:rFonts w:eastAsia="Times New Roman" w:cs="Times New Roman"/>
-          <w:sz w:val="24"/>
-          <w:szCs w:val="24"/>
-          <w:lang w:val="vi-VN" w:eastAsia="vi-VN"/>
-        </w:rPr>
-        <w:t xml:space="preserve">Nguyễn Trọng Đại </w:t>
-      </w:r>
-      <w:r>
-        <w:rPr>
-          <w:rFonts w:eastAsia="Times New Roman" w:cs="Times New Roman"/>
-          <w:sz w:val="24"/>
-          <w:szCs w:val="24"/>
-          <w:lang w:val="vi-VN" w:eastAsia="vi-VN"/>
-        </w:rPr>
-        <w:t xml:space="preserve">- </w:t>
+        <w:spacing w:after="0" w:line="26" w:lineRule="atLeast"/>
+        <w:ind w:left="851" w:hanging="284"/>
+        <w:rPr>
+          <w:rFonts w:asciiTheme="majorHAnsi" w:eastAsia="Times New Roman" w:hAnsiTheme="majorHAnsi" w:cstheme="majorHAnsi"/>
+          <w:szCs w:val="26"/>
+          <w:lang w:eastAsia="vi-VN"/>
+        </w:rPr>
+      </w:pPr>
+      <w:r>
+        <w:rPr>
+          <w:rFonts w:asciiTheme="majorHAnsi" w:eastAsia="Times New Roman" w:hAnsiTheme="majorHAnsi" w:cstheme="majorHAnsi"/>
+          <w:szCs w:val="26"/>
+          <w:lang w:eastAsia="vi-VN"/>
+        </w:rPr>
+        <w:t>Nguyễn Trọng Đại - 2023603399</w:t>
       </w:r>
     </w:p>
     <w:p>
@@ -204,38 +187,23 @@
         <w:pStyle w:val="ListParagraph"/>
         <w:numPr>
           <w:ilvl w:val="1"/>
-          <w:numId w:val="8"/>
+          <w:numId w:val="17"/>
         </w:numPr>
-        <w:tabs>
-          <w:tab w:val="left" w:pos="1276"/>
-        </w:tabs>
-        <w:spacing w:after="0" w:line="240" w:lineRule="auto"/>
-        <w:ind w:left="1134" w:hanging="284"/>
-        <w:jc w:val="both"/>
-        <w:rPr>
-          <w:rFonts w:eastAsia="Times New Roman" w:cs="Times New Roman"/>
-          <w:sz w:val="24"/>
-          <w:szCs w:val="24"/>
-          <w:lang w:val="vi-VN" w:eastAsia="vi-VN"/>
-        </w:rPr>
-      </w:pPr>
-      <w:r>
-        <w:rPr>
-          <w:rFonts w:eastAsia="Times New Roman" w:cs="Times New Roman"/>
-          <w:sz w:val="24"/>
-          <w:szCs w:val="24"/>
-          <w:lang w:val="vi-VN" w:eastAsia="vi-VN"/>
-        </w:rPr>
-        <w:t xml:space="preserve">Hà Phương Nam </w:t>
-      </w:r>
-      <w:r>
-        <w:rPr>
-          <w:rFonts w:eastAsia="Times New Roman" w:cs="Times New Roman"/>
-          <w:sz w:val="24"/>
-          <w:szCs w:val="24"/>
-          <w:lang w:val="vi-VN" w:eastAsia="vi-VN"/>
-        </w:rPr>
-        <w:t xml:space="preserve">- </w:t>
+        <w:spacing w:after="0" w:line="26" w:lineRule="atLeast"/>
+        <w:ind w:left="851" w:hanging="284"/>
+        <w:rPr>
+          <w:rFonts w:asciiTheme="majorHAnsi" w:eastAsia="Times New Roman" w:hAnsiTheme="majorHAnsi" w:cstheme="majorHAnsi"/>
+          <w:szCs w:val="26"/>
+          <w:lang w:eastAsia="vi-VN"/>
+        </w:rPr>
+      </w:pPr>
+      <w:r>
+        <w:rPr>
+          <w:rFonts w:asciiTheme="majorHAnsi" w:eastAsia="Times New Roman" w:hAnsiTheme="majorHAnsi" w:cstheme="majorHAnsi"/>
+          <w:szCs w:val="26"/>
+          <w:lang w:eastAsia="vi-VN"/>
+        </w:rPr>
+        <w:t>Hà Phương Nam - 2023603353</w:t>
       </w:r>
     </w:p>
     <w:p>
@@ -243,38 +211,23 @@
         <w:pStyle w:val="ListParagraph"/>
         <w:numPr>
           <w:ilvl w:val="1"/>
-          <w:numId w:val="8"/>
+          <w:numId w:val="17"/>
         </w:numPr>
-        <w:tabs>
-          <w:tab w:val="left" w:pos="1276"/>
-        </w:tabs>
-        <w:spacing w:after="0" w:line="240" w:lineRule="auto"/>
-        <w:ind w:left="1134" w:hanging="284"/>
-        <w:jc w:val="both"/>
-        <w:rPr>
-          <w:rFonts w:eastAsia="Times New Roman" w:cs="Times New Roman"/>
-          <w:sz w:val="24"/>
-          <w:szCs w:val="24"/>
-          <w:lang w:val="vi-VN" w:eastAsia="vi-VN"/>
-        </w:rPr>
-      </w:pPr>
-      <w:r>
-        <w:rPr>
-          <w:rFonts w:eastAsia="Times New Roman" w:cs="Times New Roman"/>
-          <w:sz w:val="24"/>
-          <w:szCs w:val="24"/>
-          <w:lang w:val="vi-VN" w:eastAsia="vi-VN"/>
-        </w:rPr>
-        <w:t xml:space="preserve">Thái Bách San </w:t>
-      </w:r>
-      <w:r>
-        <w:rPr>
-          <w:rFonts w:eastAsia="Times New Roman" w:cs="Times New Roman"/>
-          <w:sz w:val="24"/>
-          <w:szCs w:val="24"/>
-          <w:lang w:val="vi-VN" w:eastAsia="vi-VN"/>
-        </w:rPr>
-        <w:t xml:space="preserve">- </w:t>
+        <w:spacing w:after="0" w:line="26" w:lineRule="atLeast"/>
+        <w:ind w:left="851" w:hanging="284"/>
+        <w:rPr>
+          <w:rFonts w:asciiTheme="majorHAnsi" w:eastAsia="Times New Roman" w:hAnsiTheme="majorHAnsi" w:cstheme="majorHAnsi"/>
+          <w:szCs w:val="26"/>
+          <w:lang w:eastAsia="vi-VN"/>
+        </w:rPr>
+      </w:pPr>
+      <w:r>
+        <w:rPr>
+          <w:rFonts w:asciiTheme="majorHAnsi" w:eastAsia="Times New Roman" w:hAnsiTheme="majorHAnsi" w:cstheme="majorHAnsi"/>
+          <w:szCs w:val="26"/>
+          <w:lang w:eastAsia="vi-VN"/>
+        </w:rPr>
+        <w:t>Thái Bách San - 2023604234</w:t>
       </w:r>
     </w:p>
     <w:p>
@@ -282,35 +235,22 @@
         <w:pStyle w:val="ListParagraph"/>
         <w:numPr>
           <w:ilvl w:val="1"/>
-          <w:numId w:val="8"/>
+          <w:numId w:val="17"/>
         </w:numPr>
-        <w:tabs>
-          <w:tab w:val="left" w:pos="1276"/>
-        </w:tabs>
-        <w:spacing w:after="0" w:line="271" w:lineRule="auto"/>
-        <w:ind w:left="1134" w:hanging="284"/>
-        <w:jc w:val="both"/>
-        <w:rPr>
-          <w:lang w:val="vi-VN"/>
-        </w:rPr>
-      </w:pPr>
-      <w:r>
-        <w:rPr>
-          <w:rFonts w:eastAsia="Times New Roman" w:cs="Times New Roman"/>
-          <w:sz w:val="24"/>
-          <w:szCs w:val="24"/>
-          <w:lang w:val="vi-VN" w:eastAsia="vi-VN"/>
-        </w:rPr>
-        <w:t>Hoàng Minh Thư</w:t>
-      </w:r>
-      <w:r>
-        <w:rPr>
-          <w:rFonts w:eastAsia="Times New Roman" w:cs="Times New Roman"/>
-          <w:sz w:val="24"/>
-          <w:szCs w:val="24"/>
-          <w:lang w:val="vi-VN" w:eastAsia="vi-VN"/>
-        </w:rPr>
-        <w:t xml:space="preserve"> - </w:t>
+        <w:spacing w:after="0" w:line="26" w:lineRule="atLeast"/>
+        <w:ind w:left="851" w:hanging="284"/>
+        <w:rPr>
+          <w:rFonts w:asciiTheme="majorHAnsi" w:hAnsiTheme="majorHAnsi" w:cstheme="majorHAnsi"/>
+          <w:szCs w:val="26"/>
+        </w:rPr>
+      </w:pPr>
+      <w:r>
+        <w:rPr>
+          <w:rFonts w:asciiTheme="majorHAnsi" w:eastAsia="Times New Roman" w:hAnsiTheme="majorHAnsi" w:cstheme="majorHAnsi"/>
+          <w:szCs w:val="26"/>
+          <w:lang w:eastAsia="vi-VN"/>
+        </w:rPr>
+        <w:t>Hoàng Minh Thư - 2023600711</w:t>
       </w:r>
     </w:p>
     <w:p>
@@ -331,15 +271,25 @@
       </w:pPr>
       <w:r>
         <w:rPr>
+          <w:b/>
+          <w:bCs/>
           <w:lang w:val="vi-VN"/>
         </w:rPr>
         <w:t>Tên nhóm</w:t>
       </w:r>
       <w:r>
         <w:rPr>
-          <w:lang w:val="vi-VN"/>
-        </w:rPr>
-        <w:t>: Nhóm 1</w:t>
+          <w:b/>
+          <w:bCs/>
+          <w:lang w:val="vi-VN"/>
+        </w:rPr>
+        <w:t>:</w:t>
+      </w:r>
+      <w:r>
+        <w:rPr>
+          <w:lang w:val="vi-VN"/>
+        </w:rPr>
+        <w:t xml:space="preserve"> Nhóm 1</w:t>
       </w:r>
     </w:p>
     <w:p>
@@ -393,19 +343,7 @@
         <w:rPr>
           <w:lang w:val="vi-VN"/>
         </w:rPr>
-        <w:t xml:space="preserve"> </w:t>
-      </w:r>
-      <w:r>
-        <w:rPr>
-          <w:lang w:val="vi-VN"/>
-        </w:rPr>
-        <w:t>Chữ ký số DSA và ứng dụng trong xác thực tính toàn vẹn của dữ liệu (Sử dụng ngôn ngữ C++, Java)</w:t>
-      </w:r>
-      <w:r>
-        <w:rPr>
-          <w:lang w:val="vi-VN"/>
-        </w:rPr>
-        <w:t xml:space="preserve"> </w:t>
+        <w:t xml:space="preserve"> Chữ ký số DSA và ứng dụng trong xác thực tính toàn vẹn của dữ liệu (Sử dụng ngôn ngữ C++, Java) </w:t>
       </w:r>
     </w:p>
     <w:p>
@@ -856,25 +794,7 @@
                 <w:szCs w:val="26"/>
                 <w:lang w:val="vi-VN" w:eastAsia="vi-VN"/>
               </w:rPr>
-              <w:t xml:space="preserve">- Thiết kế xử lý </w:t>
-            </w:r>
-            <w:proofErr w:type="spellStart"/>
-            <w:r>
-              <w:rPr>
-                <w:rFonts w:eastAsia="Times New Roman" w:cs="Times New Roman"/>
-                <w:szCs w:val="26"/>
-                <w:lang w:val="vi-VN" w:eastAsia="vi-VN"/>
-              </w:rPr>
-              <w:t>file</w:t>
-            </w:r>
-            <w:proofErr w:type="spellEnd"/>
-            <w:r>
-              <w:rPr>
-                <w:rFonts w:eastAsia="Times New Roman" w:cs="Times New Roman"/>
-                <w:szCs w:val="26"/>
-                <w:lang w:val="vi-VN" w:eastAsia="vi-VN"/>
-              </w:rPr>
-              <w:t xml:space="preserve"> và lưu trữ khóa</w:t>
+              <w:t>- Thiết kế xử lý file và lưu trữ khóa</w:t>
             </w:r>
           </w:p>
           <w:p>
@@ -1021,25 +941,7 @@
                 <w:szCs w:val="26"/>
                 <w:lang w:val="vi-VN" w:eastAsia="vi-VN"/>
               </w:rPr>
-              <w:t xml:space="preserve">- Xây dựng chức năng băm </w:t>
-            </w:r>
-            <w:proofErr w:type="spellStart"/>
-            <w:r>
-              <w:rPr>
-                <w:rFonts w:eastAsia="Times New Roman" w:cs="Times New Roman"/>
-                <w:szCs w:val="26"/>
-                <w:lang w:val="vi-VN" w:eastAsia="vi-VN"/>
-              </w:rPr>
-              <w:t>file</w:t>
-            </w:r>
-            <w:proofErr w:type="spellEnd"/>
-            <w:r>
-              <w:rPr>
-                <w:rFonts w:eastAsia="Times New Roman" w:cs="Times New Roman"/>
-                <w:szCs w:val="26"/>
-                <w:lang w:val="vi-VN" w:eastAsia="vi-VN"/>
-              </w:rPr>
-              <w:t xml:space="preserve"> bằng SHA</w:t>
+              <w:t>- Xây dựng chức năng băm file bằng SHA</w:t>
             </w:r>
           </w:p>
           <w:p>
@@ -1057,25 +959,7 @@
                 <w:szCs w:val="26"/>
                 <w:lang w:val="vi-VN" w:eastAsia="vi-VN"/>
               </w:rPr>
-              <w:t xml:space="preserve">- Xây dựng chức năng ký </w:t>
-            </w:r>
-            <w:proofErr w:type="spellStart"/>
-            <w:r>
-              <w:rPr>
-                <w:rFonts w:eastAsia="Times New Roman" w:cs="Times New Roman"/>
-                <w:szCs w:val="26"/>
-                <w:lang w:val="vi-VN" w:eastAsia="vi-VN"/>
-              </w:rPr>
-              <w:t>file</w:t>
-            </w:r>
-            <w:proofErr w:type="spellEnd"/>
-            <w:r>
-              <w:rPr>
-                <w:rFonts w:eastAsia="Times New Roman" w:cs="Times New Roman"/>
-                <w:szCs w:val="26"/>
-                <w:lang w:val="vi-VN" w:eastAsia="vi-VN"/>
-              </w:rPr>
-              <w:t xml:space="preserve"> và xác thực chữ ký</w:t>
+              <w:t>- Xây dựng chức năng ký file và xác thực chữ ký</w:t>
             </w:r>
           </w:p>
           <w:p>
@@ -1093,25 +977,7 @@
                 <w:szCs w:val="26"/>
                 <w:lang w:val="vi-VN" w:eastAsia="vi-VN"/>
               </w:rPr>
-              <w:t xml:space="preserve">- Xây dựng giao diện Java </w:t>
-            </w:r>
-            <w:proofErr w:type="spellStart"/>
-            <w:r>
-              <w:rPr>
-                <w:rFonts w:eastAsia="Times New Roman" w:cs="Times New Roman"/>
-                <w:szCs w:val="26"/>
-                <w:lang w:val="vi-VN" w:eastAsia="vi-VN"/>
-              </w:rPr>
-              <w:t>Swing</w:t>
-            </w:r>
-            <w:proofErr w:type="spellEnd"/>
-            <w:r>
-              <w:rPr>
-                <w:rFonts w:eastAsia="Times New Roman" w:cs="Times New Roman"/>
-                <w:szCs w:val="26"/>
-                <w:lang w:val="vi-VN" w:eastAsia="vi-VN"/>
-              </w:rPr>
-              <w:t xml:space="preserve"> và chương trình </w:t>
+              <w:t xml:space="preserve">- Xây dựng giao diện Java Swing và chương trình </w:t>
             </w:r>
             <w:proofErr w:type="spellStart"/>
             <w:r>
@@ -1196,43 +1062,7 @@
                 <w:szCs w:val="26"/>
                 <w:lang w:val="vi-VN" w:eastAsia="vi-VN"/>
               </w:rPr>
-              <w:t xml:space="preserve">- Kiểm thử với </w:t>
-            </w:r>
-            <w:proofErr w:type="spellStart"/>
-            <w:r>
-              <w:rPr>
-                <w:rFonts w:eastAsia="Times New Roman" w:cs="Times New Roman"/>
-                <w:szCs w:val="26"/>
-                <w:lang w:val="vi-VN" w:eastAsia="vi-VN"/>
-              </w:rPr>
-              <w:t>file</w:t>
-            </w:r>
-            <w:proofErr w:type="spellEnd"/>
-            <w:r>
-              <w:rPr>
-                <w:rFonts w:eastAsia="Times New Roman" w:cs="Times New Roman"/>
-                <w:szCs w:val="26"/>
-                <w:lang w:val="vi-VN" w:eastAsia="vi-VN"/>
-              </w:rPr>
-              <w:t xml:space="preserve"> văn bản, ảnh, PDF và </w:t>
-            </w:r>
-            <w:proofErr w:type="spellStart"/>
-            <w:r>
-              <w:rPr>
-                <w:rFonts w:eastAsia="Times New Roman" w:cs="Times New Roman"/>
-                <w:szCs w:val="26"/>
-                <w:lang w:val="vi-VN" w:eastAsia="vi-VN"/>
-              </w:rPr>
-              <w:t>file</w:t>
-            </w:r>
-            <w:proofErr w:type="spellEnd"/>
-            <w:r>
-              <w:rPr>
-                <w:rFonts w:eastAsia="Times New Roman" w:cs="Times New Roman"/>
-                <w:szCs w:val="26"/>
-                <w:lang w:val="vi-VN" w:eastAsia="vi-VN"/>
-              </w:rPr>
-              <w:t xml:space="preserve"> nén</w:t>
+              <w:t>- Kiểm thử với file văn bản, ảnh, PDF và file nén</w:t>
             </w:r>
           </w:p>
           <w:p>
@@ -1250,25 +1080,7 @@
                 <w:szCs w:val="26"/>
                 <w:lang w:val="vi-VN" w:eastAsia="vi-VN"/>
               </w:rPr>
-              <w:t xml:space="preserve">- Kiểm thử trường hợp </w:t>
-            </w:r>
-            <w:proofErr w:type="spellStart"/>
-            <w:r>
-              <w:rPr>
-                <w:rFonts w:eastAsia="Times New Roman" w:cs="Times New Roman"/>
-                <w:szCs w:val="26"/>
-                <w:lang w:val="vi-VN" w:eastAsia="vi-VN"/>
-              </w:rPr>
-              <w:t>file</w:t>
-            </w:r>
-            <w:proofErr w:type="spellEnd"/>
-            <w:r>
-              <w:rPr>
-                <w:rFonts w:eastAsia="Times New Roman" w:cs="Times New Roman"/>
-                <w:szCs w:val="26"/>
-                <w:lang w:val="vi-VN" w:eastAsia="vi-VN"/>
-              </w:rPr>
-              <w:t xml:space="preserve"> bị thay đổi nội dung</w:t>
+              <w:t>- Kiểm thử trường hợp file bị thay đổi nội dung</w:t>
             </w:r>
           </w:p>
           <w:p>
@@ -1304,6 +1116,7 @@
                 <w:szCs w:val="26"/>
                 <w:lang w:val="vi-VN" w:eastAsia="vi-VN"/>
               </w:rPr>
+              <w:lastRenderedPageBreak/>
               <w:t>- Đánh giá khả năng xác thực tính toàn vẹn dữ liệu</w:t>
             </w:r>
           </w:p>
@@ -1322,7 +1135,6 @@
                 <w:szCs w:val="26"/>
                 <w:lang w:val="vi-VN" w:eastAsia="vi-VN"/>
               </w:rPr>
-              <w:lastRenderedPageBreak/>
               <w:t>- So sánh hiệu năng xử lý giữa C++ và Java</w:t>
             </w:r>
           </w:p>
@@ -2057,23 +1869,7 @@
           <w:color w:val="000000" w:themeColor="text1"/>
           <w:lang w:val="vi-VN"/>
         </w:rPr>
-        <w:t xml:space="preserve">[7] </w:t>
-      </w:r>
-      <w:proofErr w:type="spellStart"/>
-      <w:r>
-        <w:rPr>
-          <w:color w:val="000000" w:themeColor="text1"/>
-          <w:lang w:val="vi-VN"/>
-        </w:rPr>
-        <w:t>OpenSSL</w:t>
-      </w:r>
-      <w:proofErr w:type="spellEnd"/>
-      <w:r>
-        <w:rPr>
-          <w:color w:val="000000" w:themeColor="text1"/>
-          <w:lang w:val="vi-VN"/>
-        </w:rPr>
-        <w:t xml:space="preserve"> </w:t>
+        <w:t xml:space="preserve">[7] OpenSSL </w:t>
       </w:r>
       <w:proofErr w:type="spellStart"/>
       <w:r>
@@ -2464,6 +2260,7 @@
           <w:szCs w:val="24"/>
           <w:lang w:val="vi-VN" w:eastAsia="vi-VN"/>
         </w:rPr>
+        <w:lastRenderedPageBreak/>
         <w:t xml:space="preserve">Thư viện GMP </w:t>
       </w:r>
     </w:p>
@@ -2483,7 +2280,6 @@
           <w:lang w:val="vi-VN" w:eastAsia="vi-VN"/>
         </w:rPr>
       </w:pPr>
-      <w:proofErr w:type="spellStart"/>
       <w:r>
         <w:rPr>
           <w:rFonts w:eastAsia="Times New Roman" w:cs="Times New Roman"/>
@@ -2491,17 +2287,7 @@
           <w:szCs w:val="24"/>
           <w:lang w:val="vi-VN" w:eastAsia="vi-VN"/>
         </w:rPr>
-        <w:t>OpenSSL</w:t>
-      </w:r>
-      <w:proofErr w:type="spellEnd"/>
-      <w:r>
-        <w:rPr>
-          <w:rFonts w:eastAsia="Times New Roman" w:cs="Times New Roman"/>
-          <w:sz w:val="24"/>
-          <w:szCs w:val="24"/>
-          <w:lang w:val="vi-VN" w:eastAsia="vi-VN"/>
-        </w:rPr>
-        <w:t xml:space="preserve"> </w:t>
+        <w:t xml:space="preserve">OpenSSL </w:t>
       </w:r>
     </w:p>
     <w:sectPr>
@@ -4335,6 +4121,98 @@
     </w:lvl>
   </w:abstractNum>
   <w:abstractNum w:abstractNumId="15" w15:restartNumberingAfterBreak="0">
+    <w:nsid w:val="6EE4781D"/>
+    <w:multiLevelType w:val="hybridMultilevel"/>
+    <w:tmpl w:val="6E6459F2"/>
+    <w:lvl w:ilvl="0" w:tplc="FFFFFFFF">
+      <w:start w:val="1"/>
+      <w:numFmt w:val="decimal"/>
+      <w:lvlText w:val="%1."/>
+      <w:lvlJc w:val="left"/>
+      <w:pPr>
+        <w:ind w:left="720" w:hanging="360"/>
+      </w:pPr>
+      <w:rPr>
+        <w:rFonts w:hint="default"/>
+      </w:rPr>
+    </w:lvl>
+    <w:lvl w:ilvl="1" w:tplc="D62CE5BA">
+      <w:start w:val="1"/>
+      <w:numFmt w:val="bullet"/>
+      <w:lvlText w:val=""/>
+      <w:lvlJc w:val="left"/>
+      <w:pPr>
+        <w:ind w:left="1440" w:hanging="360"/>
+      </w:pPr>
+      <w:rPr>
+        <w:rFonts w:ascii="Symbol" w:hAnsi="Symbol" w:hint="default"/>
+      </w:rPr>
+    </w:lvl>
+    <w:lvl w:ilvl="2" w:tplc="FFFFFFFF" w:tentative="1">
+      <w:start w:val="1"/>
+      <w:numFmt w:val="lowerRoman"/>
+      <w:lvlText w:val="%3."/>
+      <w:lvlJc w:val="right"/>
+      <w:pPr>
+        <w:ind w:left="2160" w:hanging="180"/>
+      </w:pPr>
+    </w:lvl>
+    <w:lvl w:ilvl="3" w:tplc="FFFFFFFF" w:tentative="1">
+      <w:start w:val="1"/>
+      <w:numFmt w:val="decimal"/>
+      <w:lvlText w:val="%4."/>
+      <w:lvlJc w:val="left"/>
+      <w:pPr>
+        <w:ind w:left="2880" w:hanging="360"/>
+      </w:pPr>
+    </w:lvl>
+    <w:lvl w:ilvl="4" w:tplc="FFFFFFFF" w:tentative="1">
+      <w:start w:val="1"/>
+      <w:numFmt w:val="lowerLetter"/>
+      <w:lvlText w:val="%5."/>
+      <w:lvlJc w:val="left"/>
+      <w:pPr>
+        <w:ind w:left="3600" w:hanging="360"/>
+      </w:pPr>
+    </w:lvl>
+    <w:lvl w:ilvl="5" w:tplc="FFFFFFFF" w:tentative="1">
+      <w:start w:val="1"/>
+      <w:numFmt w:val="lowerRoman"/>
+      <w:lvlText w:val="%6."/>
+      <w:lvlJc w:val="right"/>
+      <w:pPr>
+        <w:ind w:left="4320" w:hanging="180"/>
+      </w:pPr>
+    </w:lvl>
+    <w:lvl w:ilvl="6" w:tplc="FFFFFFFF" w:tentative="1">
+      <w:start w:val="1"/>
+      <w:numFmt w:val="decimal"/>
+      <w:lvlText w:val="%7."/>
+      <w:lvlJc w:val="left"/>
+      <w:pPr>
+        <w:ind w:left="5040" w:hanging="360"/>
+      </w:pPr>
+    </w:lvl>
+    <w:lvl w:ilvl="7" w:tplc="FFFFFFFF" w:tentative="1">
+      <w:start w:val="1"/>
+      <w:numFmt w:val="lowerLetter"/>
+      <w:lvlText w:val="%8."/>
+      <w:lvlJc w:val="left"/>
+      <w:pPr>
+        <w:ind w:left="5760" w:hanging="360"/>
+      </w:pPr>
+    </w:lvl>
+    <w:lvl w:ilvl="8" w:tplc="FFFFFFFF" w:tentative="1">
+      <w:start w:val="1"/>
+      <w:numFmt w:val="lowerRoman"/>
+      <w:lvlText w:val="%9."/>
+      <w:lvlJc w:val="right"/>
+      <w:pPr>
+        <w:ind w:left="6480" w:hanging="180"/>
+      </w:pPr>
+    </w:lvl>
+  </w:abstractNum>
+  <w:abstractNum w:abstractNumId="16" w15:restartNumberingAfterBreak="0">
     <w:nsid w:val="773C0A2E"/>
     <w:multiLevelType w:val="multilevel"/>
     <w:tmpl w:val="6E10BB22"/>
@@ -4520,7 +4398,7 @@
     <w:abstractNumId w:val="2"/>
   </w:num>
   <w:num w:numId="13" w16cid:durableId="1088960076">
-    <w:abstractNumId w:val="15"/>
+    <w:abstractNumId w:val="16"/>
   </w:num>
   <w:num w:numId="14" w16cid:durableId="1595700051">
     <w:abstractNumId w:val="0"/>
@@ -4530,6 +4408,9 @@
   </w:num>
   <w:num w:numId="16" w16cid:durableId="1501651425">
     <w:abstractNumId w:val="5"/>
+  </w:num>
+  <w:num w:numId="17" w16cid:durableId="959992965">
+    <w:abstractNumId w:val="15"/>
   </w:num>
 </w:numbering>
 </file>
@@ -5149,6 +5030,7 @@
   <w:style w:type="character" w:default="1" w:styleId="DefaultParagraphFont">
     <w:name w:val="Default Paragraph Font"/>
     <w:uiPriority w:val="1"/>
+    <w:semiHidden/>
     <w:unhideWhenUsed/>
   </w:style>
   <w:style w:type="table" w:default="1" w:styleId="TableNormal">

--- a/PHIẾU HỌC TẬP CÁ NHÂN.docx
+++ b/PHIẾU HỌC TẬP CÁ NHÂN.docx
@@ -977,18 +977,8 @@
                 <w:szCs w:val="26"/>
                 <w:lang w:val="vi-VN" w:eastAsia="vi-VN"/>
               </w:rPr>
-              <w:t xml:space="preserve">- Xây dựng giao diện Java Swing và chương trình </w:t>
+              <w:t>- Xây dựng giao diện Java Swing và chương trình console</w:t>
             </w:r>
-            <w:proofErr w:type="spellStart"/>
-            <w:r>
-              <w:rPr>
-                <w:rFonts w:eastAsia="Times New Roman" w:cs="Times New Roman"/>
-                <w:szCs w:val="26"/>
-                <w:lang w:val="vi-VN" w:eastAsia="vi-VN"/>
-              </w:rPr>
-              <w:t>console</w:t>
-            </w:r>
-            <w:proofErr w:type="spellEnd"/>
           </w:p>
         </w:tc>
       </w:tr>
@@ -1497,508 +1487,767 @@
     </w:p>
     <w:p>
       <w:pPr>
-        <w:spacing w:after="0" w:line="312" w:lineRule="auto"/>
         <w:ind w:left="567"/>
-        <w:rPr>
-          <w:color w:val="000000" w:themeColor="text1"/>
-          <w:sz w:val="24"/>
-          <w:szCs w:val="24"/>
-          <w:lang w:val="vi-VN"/>
-        </w:rPr>
-      </w:pPr>
-      <w:r>
-        <w:rPr>
-          <w:color w:val="000000" w:themeColor="text1"/>
-          <w:lang w:val="vi-VN"/>
-        </w:rPr>
-        <w:t>[1] Bùi Doãn Khanh, Nguyễn Đình Thúc, Mã hóa thông tin – Lý thuyết và ứng dụng, NXB Lao động xã hội, 2011.</w:t>
+      </w:pPr>
+      <w:r>
+        <w:t xml:space="preserve">[1] Đặng Văn Chuyết, Trịnh Nhật Tiến (2016), </w:t>
+      </w:r>
+      <w:proofErr w:type="spellStart"/>
+      <w:r>
+        <w:rPr>
+          <w:i/>
+          <w:iCs/>
+        </w:rPr>
+        <w:t>Giáo</w:t>
+      </w:r>
+      <w:proofErr w:type="spellEnd"/>
+      <w:r>
+        <w:rPr>
+          <w:i/>
+          <w:iCs/>
+        </w:rPr>
+        <w:t xml:space="preserve"> </w:t>
+      </w:r>
+      <w:proofErr w:type="spellStart"/>
+      <w:r>
+        <w:rPr>
+          <w:i/>
+          <w:iCs/>
+        </w:rPr>
+        <w:t>trình</w:t>
+      </w:r>
+      <w:proofErr w:type="spellEnd"/>
+      <w:r>
+        <w:rPr>
+          <w:i/>
+          <w:iCs/>
+        </w:rPr>
+        <w:t xml:space="preserve"> </w:t>
+      </w:r>
+      <w:proofErr w:type="gramStart"/>
+      <w:r>
+        <w:rPr>
+          <w:i/>
+          <w:iCs/>
+        </w:rPr>
+        <w:t>An</w:t>
+      </w:r>
+      <w:proofErr w:type="gramEnd"/>
+      <w:r>
+        <w:rPr>
+          <w:i/>
+          <w:iCs/>
+        </w:rPr>
+        <w:t xml:space="preserve"> </w:t>
+      </w:r>
+      <w:proofErr w:type="spellStart"/>
+      <w:r>
+        <w:rPr>
+          <w:i/>
+          <w:iCs/>
+        </w:rPr>
+        <w:t>toàn</w:t>
+      </w:r>
+      <w:proofErr w:type="spellEnd"/>
+      <w:r>
+        <w:rPr>
+          <w:i/>
+          <w:iCs/>
+        </w:rPr>
+        <w:t xml:space="preserve"> và </w:t>
+      </w:r>
+      <w:proofErr w:type="spellStart"/>
+      <w:r>
+        <w:rPr>
+          <w:i/>
+          <w:iCs/>
+        </w:rPr>
+        <w:t>bảo</w:t>
+      </w:r>
+      <w:proofErr w:type="spellEnd"/>
+      <w:r>
+        <w:rPr>
+          <w:i/>
+          <w:iCs/>
+        </w:rPr>
+        <w:t xml:space="preserve"> </w:t>
+      </w:r>
+      <w:proofErr w:type="spellStart"/>
+      <w:r>
+        <w:rPr>
+          <w:i/>
+          <w:iCs/>
+        </w:rPr>
+        <w:t>mật</w:t>
+      </w:r>
+      <w:proofErr w:type="spellEnd"/>
+      <w:r>
+        <w:rPr>
+          <w:i/>
+          <w:iCs/>
+        </w:rPr>
+        <w:t xml:space="preserve"> </w:t>
+      </w:r>
+      <w:proofErr w:type="spellStart"/>
+      <w:r>
+        <w:rPr>
+          <w:i/>
+          <w:iCs/>
+        </w:rPr>
+        <w:t>thông</w:t>
+      </w:r>
+      <w:proofErr w:type="spellEnd"/>
+      <w:r>
+        <w:rPr>
+          <w:i/>
+          <w:iCs/>
+        </w:rPr>
+        <w:t xml:space="preserve"> tin</w:t>
+      </w:r>
+      <w:r>
+        <w:t xml:space="preserve">, </w:t>
+      </w:r>
+      <w:proofErr w:type="spellStart"/>
+      <w:r>
+        <w:t>Nhà</w:t>
+      </w:r>
+      <w:proofErr w:type="spellEnd"/>
+      <w:r>
+        <w:t xml:space="preserve"> </w:t>
+      </w:r>
+      <w:proofErr w:type="spellStart"/>
+      <w:r>
+        <w:t>xuất</w:t>
+      </w:r>
+      <w:proofErr w:type="spellEnd"/>
+      <w:r>
+        <w:t xml:space="preserve"> bản </w:t>
+      </w:r>
+      <w:proofErr w:type="spellStart"/>
+      <w:r>
+        <w:t>Đại</w:t>
+      </w:r>
+      <w:proofErr w:type="spellEnd"/>
+      <w:r>
+        <w:t xml:space="preserve"> học Quốc </w:t>
+      </w:r>
+      <w:proofErr w:type="spellStart"/>
+      <w:r>
+        <w:t>gia</w:t>
+      </w:r>
+      <w:proofErr w:type="spellEnd"/>
+      <w:r>
+        <w:t xml:space="preserve"> Hà </w:t>
+      </w:r>
+      <w:proofErr w:type="spellStart"/>
+      <w:r>
+        <w:t>Nội</w:t>
+      </w:r>
+      <w:proofErr w:type="spellEnd"/>
+      <w:r>
+        <w:t>.</w:t>
       </w:r>
     </w:p>
     <w:p>
       <w:pPr>
-        <w:spacing w:after="0" w:line="312" w:lineRule="auto"/>
         <w:ind w:left="567"/>
-        <w:rPr>
-          <w:color w:val="000000" w:themeColor="text1"/>
-          <w:lang w:val="vi-VN"/>
-        </w:rPr>
-      </w:pPr>
-      <w:r>
-        <w:rPr>
-          <w:color w:val="000000" w:themeColor="text1"/>
-          <w:lang w:val="vi-VN"/>
-        </w:rPr>
-        <w:t>[2] Nguyễn Xuân Dũng, Bảo mật thông tin – Mô hình và ứng dụng, NXB Thống kê, 2009.</w:t>
+      </w:pPr>
+      <w:r>
+        <w:t xml:space="preserve">[2] Phan </w:t>
+      </w:r>
+      <w:proofErr w:type="spellStart"/>
+      <w:r>
+        <w:t>Đình</w:t>
+      </w:r>
+      <w:proofErr w:type="spellEnd"/>
+      <w:r>
+        <w:t xml:space="preserve"> </w:t>
+      </w:r>
+      <w:proofErr w:type="spellStart"/>
+      <w:r>
+        <w:t>Diệu</w:t>
+      </w:r>
+      <w:proofErr w:type="spellEnd"/>
+      <w:r>
+        <w:t xml:space="preserve"> (2003), </w:t>
+      </w:r>
+      <w:r>
+        <w:rPr>
+          <w:i/>
+          <w:iCs/>
+        </w:rPr>
+        <w:t xml:space="preserve">Lý </w:t>
+      </w:r>
+      <w:proofErr w:type="spellStart"/>
+      <w:r>
+        <w:rPr>
+          <w:i/>
+          <w:iCs/>
+        </w:rPr>
+        <w:t>thuyết</w:t>
+      </w:r>
+      <w:proofErr w:type="spellEnd"/>
+      <w:r>
+        <w:rPr>
+          <w:i/>
+          <w:iCs/>
+        </w:rPr>
+        <w:t xml:space="preserve"> </w:t>
+      </w:r>
+      <w:proofErr w:type="spellStart"/>
+      <w:r>
+        <w:rPr>
+          <w:i/>
+          <w:iCs/>
+        </w:rPr>
+        <w:t>mật</w:t>
+      </w:r>
+      <w:proofErr w:type="spellEnd"/>
+      <w:r>
+        <w:rPr>
+          <w:i/>
+          <w:iCs/>
+        </w:rPr>
+        <w:t xml:space="preserve"> </w:t>
+      </w:r>
+      <w:proofErr w:type="spellStart"/>
+      <w:r>
+        <w:rPr>
+          <w:i/>
+          <w:iCs/>
+        </w:rPr>
+        <w:t>mã</w:t>
+      </w:r>
+      <w:proofErr w:type="spellEnd"/>
+      <w:r>
+        <w:rPr>
+          <w:i/>
+          <w:iCs/>
+        </w:rPr>
+        <w:t xml:space="preserve"> và an </w:t>
+      </w:r>
+      <w:proofErr w:type="spellStart"/>
+      <w:r>
+        <w:rPr>
+          <w:i/>
+          <w:iCs/>
+        </w:rPr>
+        <w:t>toàn</w:t>
+      </w:r>
+      <w:proofErr w:type="spellEnd"/>
+      <w:r>
+        <w:rPr>
+          <w:i/>
+          <w:iCs/>
+        </w:rPr>
+        <w:t xml:space="preserve"> </w:t>
+      </w:r>
+      <w:proofErr w:type="spellStart"/>
+      <w:r>
+        <w:rPr>
+          <w:i/>
+          <w:iCs/>
+        </w:rPr>
+        <w:t>thông</w:t>
+      </w:r>
+      <w:proofErr w:type="spellEnd"/>
+      <w:r>
+        <w:rPr>
+          <w:i/>
+          <w:iCs/>
+        </w:rPr>
+        <w:t xml:space="preserve"> tin</w:t>
+      </w:r>
+      <w:r>
+        <w:t xml:space="preserve">, </w:t>
+      </w:r>
+      <w:proofErr w:type="spellStart"/>
+      <w:r>
+        <w:t>Nhà</w:t>
+      </w:r>
+      <w:proofErr w:type="spellEnd"/>
+      <w:r>
+        <w:t xml:space="preserve"> </w:t>
+      </w:r>
+      <w:proofErr w:type="spellStart"/>
+      <w:r>
+        <w:t>xuất</w:t>
+      </w:r>
+      <w:proofErr w:type="spellEnd"/>
+      <w:r>
+        <w:t xml:space="preserve"> bản </w:t>
+      </w:r>
+      <w:proofErr w:type="spellStart"/>
+      <w:r>
+        <w:t>Đại</w:t>
+      </w:r>
+      <w:proofErr w:type="spellEnd"/>
+      <w:r>
+        <w:t xml:space="preserve"> học Quốc </w:t>
+      </w:r>
+      <w:proofErr w:type="spellStart"/>
+      <w:r>
+        <w:t>gia</w:t>
+      </w:r>
+      <w:proofErr w:type="spellEnd"/>
+      <w:r>
+        <w:t xml:space="preserve"> Hà </w:t>
+      </w:r>
+      <w:proofErr w:type="spellStart"/>
+      <w:r>
+        <w:t>Nội</w:t>
+      </w:r>
+      <w:proofErr w:type="spellEnd"/>
+      <w:r>
+        <w:t>.</w:t>
       </w:r>
     </w:p>
     <w:p>
       <w:pPr>
-        <w:spacing w:after="0" w:line="312" w:lineRule="auto"/>
         <w:ind w:left="567"/>
-        <w:rPr>
-          <w:color w:val="000000" w:themeColor="text1"/>
-          <w:lang w:val="vi-VN"/>
-        </w:rPr>
-      </w:pPr>
-      <w:r>
-        <w:rPr>
-          <w:color w:val="000000" w:themeColor="text1"/>
-          <w:lang w:val="vi-VN"/>
-        </w:rPr>
-        <w:t>[3] Phạm Văn Hiệp, Giáo trình An ninh mạng, Đại học Công nghiệp Hà Nội, 2025.</w:t>
+      </w:pPr>
+      <w:r>
+        <w:t xml:space="preserve">[3] Nguyễn </w:t>
+      </w:r>
+      <w:proofErr w:type="spellStart"/>
+      <w:r>
+        <w:t>Đình</w:t>
+      </w:r>
+      <w:proofErr w:type="spellEnd"/>
+      <w:r>
+        <w:t xml:space="preserve"> Thúc (2016), </w:t>
+      </w:r>
+      <w:proofErr w:type="spellStart"/>
+      <w:r>
+        <w:rPr>
+          <w:i/>
+          <w:iCs/>
+        </w:rPr>
+        <w:t>Lập</w:t>
+      </w:r>
+      <w:proofErr w:type="spellEnd"/>
+      <w:r>
+        <w:rPr>
+          <w:i/>
+          <w:iCs/>
+        </w:rPr>
+        <w:t xml:space="preserve"> </w:t>
+      </w:r>
+      <w:proofErr w:type="spellStart"/>
+      <w:r>
+        <w:rPr>
+          <w:i/>
+          <w:iCs/>
+        </w:rPr>
+        <w:t>trình</w:t>
+      </w:r>
+      <w:proofErr w:type="spellEnd"/>
+      <w:r>
+        <w:rPr>
+          <w:i/>
+          <w:iCs/>
+        </w:rPr>
+        <w:t xml:space="preserve"> </w:t>
+      </w:r>
+      <w:proofErr w:type="spellStart"/>
+      <w:r>
+        <w:rPr>
+          <w:i/>
+          <w:iCs/>
+        </w:rPr>
+        <w:t>mạng</w:t>
+      </w:r>
+      <w:proofErr w:type="spellEnd"/>
+      <w:r>
+        <w:rPr>
+          <w:i/>
+          <w:iCs/>
+        </w:rPr>
+        <w:t xml:space="preserve"> và </w:t>
+      </w:r>
+      <w:proofErr w:type="spellStart"/>
+      <w:r>
+        <w:rPr>
+          <w:i/>
+          <w:iCs/>
+        </w:rPr>
+        <w:t>bảo</w:t>
+      </w:r>
+      <w:proofErr w:type="spellEnd"/>
+      <w:r>
+        <w:rPr>
+          <w:i/>
+          <w:iCs/>
+        </w:rPr>
+        <w:t xml:space="preserve"> </w:t>
+      </w:r>
+      <w:proofErr w:type="spellStart"/>
+      <w:r>
+        <w:rPr>
+          <w:i/>
+          <w:iCs/>
+        </w:rPr>
+        <w:t>mật</w:t>
+      </w:r>
+      <w:proofErr w:type="spellEnd"/>
+      <w:r>
+        <w:rPr>
+          <w:i/>
+          <w:iCs/>
+        </w:rPr>
+        <w:t xml:space="preserve"> </w:t>
+      </w:r>
+      <w:proofErr w:type="spellStart"/>
+      <w:r>
+        <w:rPr>
+          <w:i/>
+          <w:iCs/>
+        </w:rPr>
+        <w:t>với</w:t>
+      </w:r>
+      <w:proofErr w:type="spellEnd"/>
+      <w:r>
+        <w:rPr>
+          <w:i/>
+          <w:iCs/>
+        </w:rPr>
+        <w:t xml:space="preserve"> Java</w:t>
+      </w:r>
+      <w:r>
+        <w:t xml:space="preserve">, </w:t>
+      </w:r>
+      <w:proofErr w:type="spellStart"/>
+      <w:r>
+        <w:t>Nhà</w:t>
+      </w:r>
+      <w:proofErr w:type="spellEnd"/>
+      <w:r>
+        <w:t xml:space="preserve"> </w:t>
+      </w:r>
+      <w:proofErr w:type="spellStart"/>
+      <w:r>
+        <w:t>xuất</w:t>
+      </w:r>
+      <w:proofErr w:type="spellEnd"/>
+      <w:r>
+        <w:t xml:space="preserve"> bản Thông tin và </w:t>
+      </w:r>
+      <w:proofErr w:type="spellStart"/>
+      <w:r>
+        <w:t>Truyền</w:t>
+      </w:r>
+      <w:proofErr w:type="spellEnd"/>
+      <w:r>
+        <w:t xml:space="preserve"> </w:t>
+      </w:r>
+      <w:proofErr w:type="spellStart"/>
+      <w:r>
+        <w:t>thông</w:t>
+      </w:r>
+      <w:proofErr w:type="spellEnd"/>
+      <w:r>
+        <w:t>.</w:t>
       </w:r>
     </w:p>
     <w:p>
       <w:pPr>
-        <w:spacing w:after="0" w:line="312" w:lineRule="auto"/>
         <w:ind w:left="567"/>
-        <w:rPr>
-          <w:color w:val="000000" w:themeColor="text1"/>
-          <w:lang w:val="vi-VN"/>
-        </w:rPr>
-      </w:pPr>
-      <w:r>
-        <w:rPr>
-          <w:color w:val="000000" w:themeColor="text1"/>
-          <w:lang w:val="vi-VN"/>
-        </w:rPr>
-        <w:t xml:space="preserve">[4] </w:t>
+      </w:pPr>
+      <w:r>
+        <w:t xml:space="preserve">[4] Trịnh Quốc Sơn (2015), </w:t>
+      </w:r>
+      <w:proofErr w:type="gramStart"/>
+      <w:r>
+        <w:rPr>
+          <w:i/>
+          <w:iCs/>
+        </w:rPr>
+        <w:t>An</w:t>
+      </w:r>
+      <w:proofErr w:type="gramEnd"/>
+      <w:r>
+        <w:rPr>
+          <w:i/>
+          <w:iCs/>
+        </w:rPr>
+        <w:t xml:space="preserve"> </w:t>
       </w:r>
       <w:proofErr w:type="spellStart"/>
       <w:r>
         <w:rPr>
-          <w:color w:val="000000" w:themeColor="text1"/>
-          <w:lang w:val="vi-VN"/>
-        </w:rPr>
-        <w:t>William</w:t>
+          <w:i/>
+          <w:iCs/>
+        </w:rPr>
+        <w:t>toàn</w:t>
       </w:r>
       <w:proofErr w:type="spellEnd"/>
       <w:r>
         <w:rPr>
-          <w:color w:val="000000" w:themeColor="text1"/>
-          <w:lang w:val="vi-VN"/>
+          <w:i/>
+          <w:iCs/>
+        </w:rPr>
+        <w:t xml:space="preserve"> và </w:t>
+      </w:r>
+      <w:proofErr w:type="spellStart"/>
+      <w:r>
+        <w:rPr>
+          <w:i/>
+          <w:iCs/>
+        </w:rPr>
+        <w:t>bảo</w:t>
+      </w:r>
+      <w:proofErr w:type="spellEnd"/>
+      <w:r>
+        <w:rPr>
+          <w:i/>
+          <w:iCs/>
         </w:rPr>
         <w:t xml:space="preserve"> </w:t>
       </w:r>
       <w:proofErr w:type="spellStart"/>
       <w:r>
         <w:rPr>
-          <w:color w:val="000000" w:themeColor="text1"/>
-          <w:lang w:val="vi-VN"/>
-        </w:rPr>
-        <w:t>Stallings</w:t>
+          <w:i/>
+          <w:iCs/>
+        </w:rPr>
+        <w:t>mật</w:t>
       </w:r>
       <w:proofErr w:type="spellEnd"/>
       <w:r>
         <w:rPr>
-          <w:color w:val="000000" w:themeColor="text1"/>
-          <w:lang w:val="vi-VN"/>
-        </w:rPr>
+          <w:i/>
+          <w:iCs/>
+        </w:rPr>
+        <w:t xml:space="preserve"> </w:t>
+      </w:r>
+      <w:proofErr w:type="spellStart"/>
+      <w:r>
+        <w:rPr>
+          <w:i/>
+          <w:iCs/>
+        </w:rPr>
+        <w:t>dữ</w:t>
+      </w:r>
+      <w:proofErr w:type="spellEnd"/>
+      <w:r>
+        <w:rPr>
+          <w:i/>
+          <w:iCs/>
+        </w:rPr>
+        <w:t xml:space="preserve"> liệu trong </w:t>
+      </w:r>
+      <w:proofErr w:type="spellStart"/>
+      <w:r>
+        <w:rPr>
+          <w:i/>
+          <w:iCs/>
+        </w:rPr>
+        <w:t>hệ</w:t>
+      </w:r>
+      <w:proofErr w:type="spellEnd"/>
+      <w:r>
+        <w:rPr>
+          <w:i/>
+          <w:iCs/>
+        </w:rPr>
+        <w:t xml:space="preserve"> </w:t>
+      </w:r>
+      <w:proofErr w:type="spellStart"/>
+      <w:r>
+        <w:rPr>
+          <w:i/>
+          <w:iCs/>
+        </w:rPr>
+        <w:t>thống</w:t>
+      </w:r>
+      <w:proofErr w:type="spellEnd"/>
+      <w:r>
+        <w:rPr>
+          <w:i/>
+          <w:iCs/>
+        </w:rPr>
+        <w:t xml:space="preserve"> </w:t>
+      </w:r>
+      <w:proofErr w:type="spellStart"/>
+      <w:r>
+        <w:rPr>
+          <w:i/>
+          <w:iCs/>
+        </w:rPr>
+        <w:t>thông</w:t>
+      </w:r>
+      <w:proofErr w:type="spellEnd"/>
+      <w:r>
+        <w:rPr>
+          <w:i/>
+          <w:iCs/>
+        </w:rPr>
+        <w:t xml:space="preserve"> tin</w:t>
+      </w:r>
+      <w:r>
         <w:t xml:space="preserve">, </w:t>
       </w:r>
       <w:proofErr w:type="spellStart"/>
       <w:r>
-        <w:rPr>
-          <w:color w:val="000000" w:themeColor="text1"/>
-          <w:lang w:val="vi-VN"/>
-        </w:rPr>
-        <w:t>Cryptography</w:t>
+        <w:t>Nhà</w:t>
       </w:r>
       <w:proofErr w:type="spellEnd"/>
       <w:r>
-        <w:rPr>
-          <w:color w:val="000000" w:themeColor="text1"/>
-          <w:lang w:val="vi-VN"/>
-        </w:rPr>
         <w:t xml:space="preserve"> </w:t>
       </w:r>
       <w:proofErr w:type="spellStart"/>
       <w:r>
-        <w:rPr>
-          <w:color w:val="000000" w:themeColor="text1"/>
-          <w:lang w:val="vi-VN"/>
-        </w:rPr>
-        <w:t>and</w:t>
+        <w:t>xuất</w:t>
       </w:r>
       <w:proofErr w:type="spellEnd"/>
       <w:r>
-        <w:rPr>
-          <w:color w:val="000000" w:themeColor="text1"/>
-          <w:lang w:val="vi-VN"/>
-        </w:rPr>
-        <w:t xml:space="preserve"> </w:t>
-      </w:r>
-      <w:proofErr w:type="spellStart"/>
-      <w:r>
-        <w:rPr>
-          <w:color w:val="000000" w:themeColor="text1"/>
-          <w:lang w:val="vi-VN"/>
-        </w:rPr>
-        <w:t>Network</w:t>
-      </w:r>
-      <w:proofErr w:type="spellEnd"/>
-      <w:r>
-        <w:rPr>
-          <w:color w:val="000000" w:themeColor="text1"/>
-          <w:lang w:val="vi-VN"/>
-        </w:rPr>
-        <w:t xml:space="preserve"> </w:t>
-      </w:r>
-      <w:proofErr w:type="spellStart"/>
-      <w:r>
-        <w:rPr>
-          <w:color w:val="000000" w:themeColor="text1"/>
-          <w:lang w:val="vi-VN"/>
-        </w:rPr>
-        <w:t>Security</w:t>
-      </w:r>
-      <w:proofErr w:type="spellEnd"/>
-      <w:r>
-        <w:rPr>
-          <w:color w:val="000000" w:themeColor="text1"/>
-          <w:lang w:val="vi-VN"/>
-        </w:rPr>
-        <w:t xml:space="preserve">: </w:t>
-      </w:r>
-      <w:proofErr w:type="spellStart"/>
-      <w:r>
-        <w:rPr>
-          <w:color w:val="000000" w:themeColor="text1"/>
-          <w:lang w:val="vi-VN"/>
-        </w:rPr>
-        <w:t>Principles</w:t>
-      </w:r>
-      <w:proofErr w:type="spellEnd"/>
-      <w:r>
-        <w:rPr>
-          <w:color w:val="000000" w:themeColor="text1"/>
-          <w:lang w:val="vi-VN"/>
-        </w:rPr>
-        <w:t xml:space="preserve"> </w:t>
-      </w:r>
-      <w:proofErr w:type="spellStart"/>
-      <w:r>
-        <w:rPr>
-          <w:color w:val="000000" w:themeColor="text1"/>
-          <w:lang w:val="vi-VN"/>
-        </w:rPr>
-        <w:t>and</w:t>
-      </w:r>
-      <w:proofErr w:type="spellEnd"/>
-      <w:r>
-        <w:rPr>
-          <w:color w:val="000000" w:themeColor="text1"/>
-          <w:lang w:val="vi-VN"/>
-        </w:rPr>
-        <w:t xml:space="preserve"> </w:t>
-      </w:r>
-      <w:proofErr w:type="spellStart"/>
-      <w:r>
-        <w:rPr>
-          <w:color w:val="000000" w:themeColor="text1"/>
-          <w:lang w:val="vi-VN"/>
-        </w:rPr>
-        <w:t>Practice</w:t>
-      </w:r>
-      <w:proofErr w:type="spellEnd"/>
-      <w:r>
-        <w:rPr>
-          <w:color w:val="000000" w:themeColor="text1"/>
-          <w:lang w:val="vi-VN"/>
-        </w:rPr>
-        <w:t xml:space="preserve">, </w:t>
-      </w:r>
-      <w:proofErr w:type="spellStart"/>
-      <w:r>
-        <w:rPr>
-          <w:color w:val="000000" w:themeColor="text1"/>
-          <w:lang w:val="vi-VN"/>
-        </w:rPr>
-        <w:t>Pearson</w:t>
-      </w:r>
-      <w:proofErr w:type="spellEnd"/>
-      <w:r>
-        <w:rPr>
-          <w:color w:val="000000" w:themeColor="text1"/>
-          <w:lang w:val="vi-VN"/>
-        </w:rPr>
-        <w:t>, 2017.</w:t>
+        <w:t xml:space="preserve"> bản Xây dựng.</w:t>
       </w:r>
     </w:p>
     <w:p>
       <w:pPr>
-        <w:spacing w:after="0" w:line="312" w:lineRule="auto"/>
         <w:ind w:left="567"/>
-        <w:rPr>
-          <w:color w:val="000000" w:themeColor="text1"/>
-          <w:lang w:val="vi-VN"/>
-        </w:rPr>
-      </w:pPr>
-      <w:r>
-        <w:rPr>
-          <w:color w:val="000000" w:themeColor="text1"/>
-          <w:lang w:val="vi-VN"/>
-        </w:rPr>
-        <w:t xml:space="preserve">[5] NIST, FIPS PUB 186-4: </w:t>
-      </w:r>
-      <w:proofErr w:type="spellStart"/>
-      <w:r>
-        <w:rPr>
-          <w:color w:val="000000" w:themeColor="text1"/>
-          <w:lang w:val="vi-VN"/>
-        </w:rPr>
-        <w:t>Digital</w:t>
-      </w:r>
-      <w:proofErr w:type="spellEnd"/>
-      <w:r>
-        <w:rPr>
-          <w:color w:val="000000" w:themeColor="text1"/>
-          <w:lang w:val="vi-VN"/>
-        </w:rPr>
-        <w:t xml:space="preserve"> </w:t>
-      </w:r>
-      <w:proofErr w:type="spellStart"/>
-      <w:r>
-        <w:rPr>
-          <w:color w:val="000000" w:themeColor="text1"/>
-          <w:lang w:val="vi-VN"/>
-        </w:rPr>
-        <w:t>Signature</w:t>
-      </w:r>
-      <w:proofErr w:type="spellEnd"/>
-      <w:r>
-        <w:rPr>
-          <w:color w:val="000000" w:themeColor="text1"/>
-          <w:lang w:val="vi-VN"/>
-        </w:rPr>
-        <w:t xml:space="preserve"> Standard (DSS), 2013.</w:t>
+      </w:pPr>
+      <w:r>
+        <w:t xml:space="preserve">[5] National Institute of Standards and Technology (NIST) (2023), </w:t>
+      </w:r>
+      <w:r>
+        <w:rPr>
+          <w:i/>
+          <w:iCs/>
+        </w:rPr>
+        <w:t>FIPS PUB 186-5: Digital Signature Standard (DSS)</w:t>
+      </w:r>
+      <w:r>
+        <w:t>, U.S. Department of Commerce.</w:t>
       </w:r>
     </w:p>
     <w:p>
       <w:pPr>
-        <w:spacing w:after="0" w:line="312" w:lineRule="auto"/>
         <w:ind w:left="567"/>
-        <w:rPr>
-          <w:color w:val="000000" w:themeColor="text1"/>
-          <w:lang w:val="vi-VN"/>
-        </w:rPr>
-      </w:pPr>
-      <w:r>
-        <w:rPr>
-          <w:color w:val="000000" w:themeColor="text1"/>
-          <w:lang w:val="vi-VN"/>
-        </w:rPr>
-        <w:t xml:space="preserve">[6] RFC 6979 - </w:t>
-      </w:r>
-      <w:proofErr w:type="spellStart"/>
-      <w:r>
-        <w:rPr>
-          <w:color w:val="000000" w:themeColor="text1"/>
-          <w:lang w:val="vi-VN"/>
-        </w:rPr>
-        <w:t>Deterministic</w:t>
-      </w:r>
-      <w:proofErr w:type="spellEnd"/>
-      <w:r>
-        <w:rPr>
-          <w:color w:val="000000" w:themeColor="text1"/>
-          <w:lang w:val="vi-VN"/>
-        </w:rPr>
-        <w:t xml:space="preserve"> </w:t>
-      </w:r>
-      <w:proofErr w:type="spellStart"/>
-      <w:r>
-        <w:rPr>
-          <w:color w:val="000000" w:themeColor="text1"/>
-          <w:lang w:val="vi-VN"/>
-        </w:rPr>
-        <w:t>Usage</w:t>
-      </w:r>
-      <w:proofErr w:type="spellEnd"/>
-      <w:r>
-        <w:rPr>
-          <w:color w:val="000000" w:themeColor="text1"/>
-          <w:lang w:val="vi-VN"/>
-        </w:rPr>
-        <w:t xml:space="preserve"> </w:t>
-      </w:r>
-      <w:proofErr w:type="spellStart"/>
-      <w:r>
-        <w:rPr>
-          <w:color w:val="000000" w:themeColor="text1"/>
-          <w:lang w:val="vi-VN"/>
-        </w:rPr>
-        <w:t>of</w:t>
-      </w:r>
-      <w:proofErr w:type="spellEnd"/>
-      <w:r>
-        <w:rPr>
-          <w:color w:val="000000" w:themeColor="text1"/>
-          <w:lang w:val="vi-VN"/>
-        </w:rPr>
-        <w:t xml:space="preserve"> DSA </w:t>
-      </w:r>
-      <w:proofErr w:type="spellStart"/>
-      <w:r>
-        <w:rPr>
-          <w:color w:val="000000" w:themeColor="text1"/>
-          <w:lang w:val="vi-VN"/>
-        </w:rPr>
-        <w:t>and</w:t>
-      </w:r>
-      <w:proofErr w:type="spellEnd"/>
-      <w:r>
-        <w:rPr>
-          <w:color w:val="000000" w:themeColor="text1"/>
-          <w:lang w:val="vi-VN"/>
-        </w:rPr>
-        <w:t xml:space="preserve"> ECDSA, 2013.</w:t>
+      </w:pPr>
+      <w:r>
+        <w:t xml:space="preserve">[6] ISO/IEC 14888-3:2018 (2018), </w:t>
+      </w:r>
+      <w:r>
+        <w:rPr>
+          <w:i/>
+          <w:iCs/>
+        </w:rPr>
+        <w:t>IT Security Techniques - Digital Signatures with Appendix - Part 3: Discrete Logarithm-Based Mechanisms</w:t>
+      </w:r>
+      <w:r>
+        <w:t>, International Organization for Standardization.</w:t>
       </w:r>
     </w:p>
     <w:p>
       <w:pPr>
-        <w:spacing w:after="0" w:line="312" w:lineRule="auto"/>
         <w:ind w:left="567"/>
-        <w:rPr>
-          <w:color w:val="000000" w:themeColor="text1"/>
-          <w:lang w:val="vi-VN"/>
-        </w:rPr>
-      </w:pPr>
-      <w:r>
-        <w:rPr>
-          <w:color w:val="000000" w:themeColor="text1"/>
-          <w:lang w:val="vi-VN"/>
-        </w:rPr>
-        <w:t xml:space="preserve">[7] OpenSSL </w:t>
-      </w:r>
-      <w:proofErr w:type="spellStart"/>
-      <w:r>
-        <w:rPr>
-          <w:color w:val="000000" w:themeColor="text1"/>
-          <w:lang w:val="vi-VN"/>
-        </w:rPr>
-        <w:t>Documentation</w:t>
-      </w:r>
-      <w:proofErr w:type="spellEnd"/>
-      <w:r>
-        <w:rPr>
-          <w:color w:val="000000" w:themeColor="text1"/>
-          <w:lang w:val="vi-VN"/>
-        </w:rPr>
-        <w:t xml:space="preserve">: </w:t>
-      </w:r>
-      <w:hyperlink r:id="rId7" w:tgtFrame="_new" w:history="1">
-        <w:r>
-          <w:rPr>
-            <w:rStyle w:val="Hyperlink"/>
-            <w:color w:val="000000" w:themeColor="text1"/>
-            <w:lang w:val="vi-VN"/>
-          </w:rPr>
-          <w:t>https://www.openssl.org/docs/</w:t>
-        </w:r>
-      </w:hyperlink>
+      </w:pPr>
+      <w:r>
+        <w:t xml:space="preserve">[7] Menezes, A. J., van Oorschot, P. C., &amp; Vanstone, S. A. (1996), </w:t>
+      </w:r>
+      <w:r>
+        <w:rPr>
+          <w:i/>
+          <w:iCs/>
+        </w:rPr>
+        <w:t>Handbook of Applied Cryptography</w:t>
+      </w:r>
+      <w:r>
+        <w:t>, CRC Press.</w:t>
+      </w:r>
     </w:p>
     <w:p>
       <w:pPr>
-        <w:spacing w:after="0" w:line="312" w:lineRule="auto"/>
         <w:ind w:left="567"/>
-        <w:rPr>
-          <w:color w:val="000000" w:themeColor="text1"/>
-          <w:lang w:val="vi-VN"/>
-        </w:rPr>
-      </w:pPr>
-      <w:r>
-        <w:rPr>
-          <w:color w:val="000000" w:themeColor="text1"/>
-          <w:lang w:val="vi-VN"/>
-        </w:rPr>
-        <w:t xml:space="preserve">[8] GNU MP </w:t>
-      </w:r>
-      <w:proofErr w:type="spellStart"/>
-      <w:r>
-        <w:rPr>
-          <w:color w:val="000000" w:themeColor="text1"/>
-          <w:lang w:val="vi-VN"/>
-        </w:rPr>
-        <w:t>Library</w:t>
-      </w:r>
-      <w:proofErr w:type="spellEnd"/>
-      <w:r>
-        <w:rPr>
-          <w:color w:val="000000" w:themeColor="text1"/>
-          <w:lang w:val="vi-VN"/>
-        </w:rPr>
-        <w:t xml:space="preserve">: </w:t>
-      </w:r>
-      <w:hyperlink r:id="rId8" w:tgtFrame="_new" w:history="1">
-        <w:r>
-          <w:rPr>
-            <w:rStyle w:val="Hyperlink"/>
-            <w:color w:val="000000" w:themeColor="text1"/>
-            <w:lang w:val="vi-VN"/>
-          </w:rPr>
-          <w:t>https://gmplib.org/</w:t>
-        </w:r>
-      </w:hyperlink>
+      </w:pPr>
+      <w:r>
+        <w:t xml:space="preserve">[8] Stallings, W. (2017), </w:t>
+      </w:r>
+      <w:r>
+        <w:rPr>
+          <w:i/>
+          <w:iCs/>
+        </w:rPr>
+        <w:t>Cryptography and Network Security: Principles and Practice</w:t>
+      </w:r>
+      <w:r>
+        <w:t xml:space="preserve"> (7th Edition), Pearson Education.</w:t>
+      </w:r>
     </w:p>
     <w:p>
       <w:pPr>
-        <w:spacing w:after="0" w:line="312" w:lineRule="auto"/>
         <w:ind w:left="567"/>
-        <w:rPr>
-          <w:color w:val="000000" w:themeColor="text1"/>
-          <w:lang w:val="vi-VN"/>
-        </w:rPr>
-      </w:pPr>
-      <w:r>
-        <w:rPr>
-          <w:color w:val="000000" w:themeColor="text1"/>
-          <w:lang w:val="vi-VN"/>
-        </w:rPr>
-        <w:t xml:space="preserve">[9] </w:t>
-      </w:r>
-      <w:proofErr w:type="spellStart"/>
-      <w:r>
-        <w:rPr>
-          <w:color w:val="000000" w:themeColor="text1"/>
-          <w:lang w:val="vi-VN"/>
-        </w:rPr>
-        <w:t>Oracle</w:t>
-      </w:r>
-      <w:proofErr w:type="spellEnd"/>
-      <w:r>
-        <w:rPr>
-          <w:color w:val="000000" w:themeColor="text1"/>
-          <w:lang w:val="vi-VN"/>
-        </w:rPr>
-        <w:t xml:space="preserve"> Java </w:t>
-      </w:r>
-      <w:proofErr w:type="spellStart"/>
-      <w:r>
-        <w:rPr>
-          <w:color w:val="000000" w:themeColor="text1"/>
-          <w:lang w:val="vi-VN"/>
-        </w:rPr>
-        <w:t>Documentation</w:t>
-      </w:r>
-      <w:proofErr w:type="spellEnd"/>
-      <w:r>
-        <w:rPr>
-          <w:color w:val="000000" w:themeColor="text1"/>
-          <w:lang w:val="vi-VN"/>
-        </w:rPr>
-        <w:t xml:space="preserve">: </w:t>
-      </w:r>
-      <w:hyperlink r:id="rId9" w:tgtFrame="_new" w:history="1">
-        <w:r>
-          <w:rPr>
-            <w:rStyle w:val="Hyperlink"/>
-            <w:color w:val="000000" w:themeColor="text1"/>
-            <w:lang w:val="vi-VN"/>
-          </w:rPr>
-          <w:t>https://docs.oracle.com/</w:t>
-        </w:r>
-      </w:hyperlink>
+      </w:pPr>
+      <w:r>
+        <w:lastRenderedPageBreak/>
+        <w:t xml:space="preserve">[9] Oracle Corporation (2023), </w:t>
+      </w:r>
+      <w:r>
+        <w:rPr>
+          <w:i/>
+          <w:iCs/>
+        </w:rPr>
+        <w:t>Java Cryptography Architecture (JCA) Reference Guide</w:t>
+      </w:r>
+      <w:r>
+        <w:t>.</w:t>
+      </w:r>
+    </w:p>
+    <w:p>
+      <w:pPr>
+        <w:ind w:left="567"/>
+      </w:pPr>
+      <w:r>
+        <w:t xml:space="preserve">[10] Bouncy Castle Cryptography Library (2024), </w:t>
+      </w:r>
+      <w:r>
+        <w:rPr>
+          <w:i/>
+          <w:iCs/>
+        </w:rPr>
+        <w:t>Bouncy Castle API Specification Version 1.84</w:t>
+      </w:r>
+      <w:r>
+        <w:t>.</w:t>
+      </w:r>
+    </w:p>
+    <w:p>
+      <w:pPr>
+        <w:ind w:left="567"/>
+      </w:pPr>
+      <w:r>
+        <w:t xml:space="preserve">[11] OpenSSL Project (2023), </w:t>
+      </w:r>
+      <w:r>
+        <w:rPr>
+          <w:i/>
+          <w:iCs/>
+        </w:rPr>
+        <w:t>OpenSSL Documentation - DSA API</w:t>
+      </w:r>
+      <w:r>
+        <w:t>.</w:t>
+      </w:r>
+    </w:p>
+    <w:p>
+      <w:pPr>
+        <w:ind w:left="567"/>
+      </w:pPr>
+      <w:r>
+        <w:t xml:space="preserve">[12] NIAP - National Information Assurance Partnership (2026), </w:t>
+      </w:r>
+      <w:r>
+        <w:rPr>
+          <w:i/>
+          <w:iCs/>
+        </w:rPr>
+        <w:t>Technical Decision TD0999: Permit Use of FIPS 186-5 Digital Signature Standard</w:t>
+      </w:r>
+      <w:r>
+        <w:t>.</w:t>
+      </w:r>
     </w:p>
     <w:p>
       <w:pPr>
@@ -2070,45 +2319,14 @@
           <w:lang w:val="vi-VN" w:eastAsia="vi-VN"/>
         </w:rPr>
       </w:pPr>
-      <w:proofErr w:type="spellStart"/>
       <w:r>
         <w:rPr>
           <w:rFonts w:eastAsia="Times New Roman" w:cs="Times New Roman"/>
           <w:sz w:val="24"/>
           <w:szCs w:val="24"/>
-          <w:lang w:val="vi-VN" w:eastAsia="vi-VN"/>
-        </w:rPr>
-        <w:t>Visual</w:t>
-      </w:r>
-      <w:proofErr w:type="spellEnd"/>
-      <w:r>
-        <w:rPr>
-          <w:rFonts w:eastAsia="Times New Roman" w:cs="Times New Roman"/>
-          <w:sz w:val="24"/>
-          <w:szCs w:val="24"/>
-          <w:lang w:val="vi-VN" w:eastAsia="vi-VN"/>
-        </w:rPr>
-        <w:t xml:space="preserve"> </w:t>
-      </w:r>
-      <w:proofErr w:type="spellStart"/>
-      <w:r>
-        <w:rPr>
-          <w:rFonts w:eastAsia="Times New Roman" w:cs="Times New Roman"/>
-          <w:sz w:val="24"/>
-          <w:szCs w:val="24"/>
-          <w:lang w:val="vi-VN" w:eastAsia="vi-VN"/>
-        </w:rPr>
-        <w:t>Studio</w:t>
-      </w:r>
-      <w:proofErr w:type="spellEnd"/>
-      <w:r>
-        <w:rPr>
-          <w:rFonts w:eastAsia="Times New Roman" w:cs="Times New Roman"/>
-          <w:sz w:val="24"/>
-          <w:szCs w:val="24"/>
-          <w:lang w:val="vi-VN" w:eastAsia="vi-VN"/>
-        </w:rPr>
-        <w:t xml:space="preserve"> 2022 </w:t>
+          <w:lang w:eastAsia="vi-VN"/>
+        </w:rPr>
+        <w:t>Qt Creator 19.0.2</w:t>
       </w:r>
     </w:p>
     <w:p>
@@ -2260,7 +2478,6 @@
           <w:szCs w:val="24"/>
           <w:lang w:val="vi-VN" w:eastAsia="vi-VN"/>
         </w:rPr>
-        <w:lastRenderedPageBreak/>
         <w:t xml:space="preserve">Thư viện GMP </w:t>
       </w:r>
     </w:p>
@@ -2291,7 +2508,7 @@
       </w:r>
     </w:p>
     <w:sectPr>
-      <w:headerReference w:type="default" r:id="rId10"/>
+      <w:headerReference w:type="default" r:id="rId7"/>
       <w:pgSz w:w="11907" w:h="16840" w:code="9"/>
       <w:pgMar w:top="1418" w:right="1134" w:bottom="1134" w:left="1985" w:header="720" w:footer="720" w:gutter="0"/>
       <w:pgNumType w:fmt="lowerRoman"/>
